--- a/data-room/01-company-snapshot/PITCH_DECK_OUTLINE.docx
+++ b/data-room/01-company-snapshot/PITCH_DECK_OUTLINE.docx
@@ -839,7 +839,17 @@
               <w:jc w:val="left"/>
             </w:pPr>
             <w:r>
-              <w:t xml:space="preserve">Team + believers (Amgad, Diana, Lucas, Chaim, Gilberto, Michelle)</w:t>
+              <w:t xml:space="preserve">Team + believers (Amgad, Diana, Lucas, Chaim, Gilberto, Michelle) —</w:t>
+            </w:r>
+            <w:r>
+              <w:t xml:space="preserve"> </w:t>
+            </w:r>
+            <w:r>
+              <w:rPr>
+                <w:bCs/>
+                <w:b/>
+              </w:rPr>
+              <w:t xml:space="preserve">Leonardo Finziola (Qualcomm) added 2026-09-24, not yet reflected on this slide</w:t>
             </w:r>
           </w:p>
         </w:tc>
